--- a/clanki/Obrestne mere v Sloveniji v obdobju od 2015 do 2026.docx
+++ b/clanki/Obrestne mere v Sloveniji v obdobju od 2015 do 2026.docx
@@ -298,7 +298,23 @@
           <w:iCs/>
           <w:lang w:val="sl-SI"/>
         </w:rPr>
-        <w:t>3,0 % → 3,6 %</w:t>
+        <w:t xml:space="preserve">3,0 % </w:t>
+      </w:r>
+      <w:r>
+        <w:rPr>
+          <w:i/>
+          <w:iCs/>
+          <w:lang w:val="sl-SI"/>
+        </w:rPr>
+        <w:t>na</w:t>
+      </w:r>
+      <w:r>
+        <w:rPr>
+          <w:i/>
+          <w:iCs/>
+          <w:lang w:val="sl-SI"/>
+        </w:rPr>
+        <w:t xml:space="preserve"> 3,6 %</w:t>
       </w:r>
       <w:r>
         <w:rPr>
